--- a/journal/Summary.docx
+++ b/journal/Summary.docx
@@ -6,8 +6,7 @@
       <w:pPr>
         <w:pStyle w:val="BodyText"/>
         <w:bidi w:val="0"/>
-        <w:spacing w:lineRule="auto" w:line="276" w:before="0" w:after="140"/>
-        <w:jc w:val="start"/>
+        <w:jc w:val="center"/>
         <w:rPr/>
       </w:pPr>
       <w:r>
@@ -15,15 +14,148 @@
         <w:t xml:space="preserve"> </w:t>
       </w:r>
       <w:r>
-        <w:rPr/>
-        <w:t>A Container-Based HPC Framework for Large-Scale Computational Neuroscience</w:t>
-      </w:r>
-    </w:p>
-    <w:p>
-      <w:pPr>
-        <w:pStyle w:val="BodyText"/>
-        <w:bidi w:val="0"/>
-        <w:jc w:val="start"/>
+        <w:rPr>
+          <w:b/>
+          <w:bCs/>
+        </w:rPr>
+        <w:t>A Container-Based Framework for Large-Scale Computational Neuroscience</w:t>
+      </w:r>
+    </w:p>
+    <w:p>
+      <w:pPr>
+        <w:pStyle w:val="Normal"/>
+        <w:jc w:val="center"/>
+        <w:rPr>
+          <w:rFonts w:ascii="Times New Roman" w:hAnsi="Times New Roman"/>
+          <w:sz w:val="24"/>
+          <w:szCs w:val="24"/>
+        </w:rPr>
+      </w:pPr>
+      <w:r>
+        <w:rPr>
+          <w:rFonts w:ascii="Times New Roman" w:hAnsi="Times New Roman"/>
+          <w:b/>
+          <w:bCs/>
+          <w:sz w:val="24"/>
+          <w:szCs w:val="24"/>
+        </w:rPr>
+        <w:t>Oliver James</w:t>
+      </w:r>
+      <w:r>
+        <w:rPr>
+          <w:rFonts w:ascii="Times New Roman" w:hAnsi="Times New Roman"/>
+          <w:b/>
+          <w:bCs/>
+          <w:sz w:val="24"/>
+          <w:szCs w:val="24"/>
+          <w:vertAlign w:val="superscript"/>
+        </w:rPr>
+        <w:t>1</w:t>
+      </w:r>
+      <w:r>
+        <w:rPr>
+          <w:rFonts w:ascii="Times New Roman" w:hAnsi="Times New Roman"/>
+          <w:b/>
+          <w:bCs/>
+          <w:sz w:val="24"/>
+          <w:szCs w:val="24"/>
+        </w:rPr>
+        <w:t xml:space="preserve"> and Sungho Hong</w:t>
+      </w:r>
+      <w:r>
+        <w:rPr>
+          <w:rFonts w:ascii="Times New Roman" w:hAnsi="Times New Roman"/>
+          <w:b/>
+          <w:bCs/>
+          <w:sz w:val="24"/>
+          <w:szCs w:val="24"/>
+          <w:vertAlign w:val="superscript"/>
+        </w:rPr>
+        <w:t>1</w:t>
+      </w:r>
+    </w:p>
+    <w:p>
+      <w:pPr>
+        <w:pStyle w:val="Normal"/>
+        <w:jc w:val="center"/>
+        <w:rPr>
+          <w:rFonts w:ascii="Times New Roman" w:hAnsi="Times New Roman"/>
+          <w:sz w:val="24"/>
+          <w:szCs w:val="24"/>
+        </w:rPr>
+      </w:pPr>
+      <w:r>
+        <w:rPr>
+          <w:rFonts w:ascii="Times New Roman" w:hAnsi="Times New Roman"/>
+          <w:b/>
+          <w:bCs/>
+          <w:sz w:val="24"/>
+          <w:szCs w:val="24"/>
+          <w:vertAlign w:val="superscript"/>
+        </w:rPr>
+        <w:t>1</w:t>
+      </w:r>
+      <w:r>
+        <w:rPr>
+          <w:rFonts w:ascii="Times New Roman" w:hAnsi="Times New Roman"/>
+          <w:b/>
+          <w:bCs/>
+          <w:sz w:val="24"/>
+          <w:szCs w:val="24"/>
+        </w:rPr>
+        <w:t xml:space="preserve">Center for </w:t>
+      </w:r>
+      <w:r>
+        <w:rPr>
+          <w:rFonts w:ascii="Times New Roman" w:hAnsi="Times New Roman"/>
+          <w:b/>
+          <w:bCs/>
+          <w:sz w:val="24"/>
+          <w:szCs w:val="24"/>
+        </w:rPr>
+        <w:t>Memory and Glioscience</w:t>
+      </w:r>
+      <w:r>
+        <w:rPr>
+          <w:rFonts w:ascii="Times New Roman" w:hAnsi="Times New Roman"/>
+          <w:b/>
+          <w:bCs/>
+          <w:sz w:val="24"/>
+          <w:szCs w:val="24"/>
+        </w:rPr>
+        <w:t>, Institute for Basic Science, Daejeon</w:t>
+      </w:r>
+    </w:p>
+    <w:p>
+      <w:pPr>
+        <w:pStyle w:val="BodyText"/>
+        <w:bidi w:val="0"/>
+        <w:jc w:val="center"/>
+        <w:rPr>
+          <w:b/>
+          <w:bCs/>
+        </w:rPr>
+      </w:pPr>
+      <w:r>
+        <w:rPr/>
+      </w:r>
+    </w:p>
+    <w:p>
+      <w:pPr>
+        <w:pStyle w:val="BodyText"/>
+        <w:bidi w:val="0"/>
+        <w:jc w:val="center"/>
+        <w:rPr/>
+      </w:pPr>
+      <w:r>
+        <w:rPr/>
+      </w:r>
+    </w:p>
+    <w:p>
+      <w:pPr>
+        <w:pStyle w:val="BodyText"/>
+        <w:bidi w:val="0"/>
+        <w:jc w:val="both"/>
         <w:rPr/>
       </w:pPr>
       <w:r>
@@ -35,7 +167,7 @@
       <w:pPr>
         <w:pStyle w:val="BodyText"/>
         <w:bidi w:val="0"/>
-        <w:jc w:val="start"/>
+        <w:jc w:val="both"/>
         <w:rPr/>
       </w:pPr>
       <w:r>
@@ -47,7 +179,7 @@
       <w:pPr>
         <w:pStyle w:val="BodyText"/>
         <w:bidi w:val="0"/>
-        <w:jc w:val="start"/>
+        <w:jc w:val="both"/>
         <w:rPr/>
       </w:pPr>
       <w:r>
@@ -59,7 +191,7 @@
       <w:pPr>
         <w:pStyle w:val="BodyText"/>
         <w:bidi w:val="0"/>
-        <w:jc w:val="start"/>
+        <w:jc w:val="both"/>
         <w:rPr/>
       </w:pPr>
       <w:r>
@@ -71,7 +203,7 @@
       <w:pPr>
         <w:pStyle w:val="BodyText"/>
         <w:bidi w:val="0"/>
-        <w:jc w:val="start"/>
+        <w:jc w:val="both"/>
         <w:rPr/>
       </w:pPr>
       <w:r>
@@ -83,7 +215,7 @@
       <w:pPr>
         <w:pStyle w:val="BodyText"/>
         <w:bidi w:val="0"/>
-        <w:jc w:val="start"/>
+        <w:jc w:val="both"/>
         <w:rPr/>
       </w:pPr>
       <w:r>
@@ -95,7 +227,7 @@
       <w:pPr>
         <w:pStyle w:val="BodyText"/>
         <w:bidi w:val="0"/>
-        <w:jc w:val="start"/>
+        <w:jc w:val="both"/>
         <w:rPr/>
       </w:pPr>
       <w:r>
@@ -107,7 +239,7 @@
       <w:pPr>
         <w:pStyle w:val="BodyText"/>
         <w:bidi w:val="0"/>
-        <w:jc w:val="start"/>
+        <w:jc w:val="both"/>
         <w:rPr/>
       </w:pPr>
       <w:r>
@@ -119,7 +251,7 @@
       <w:pPr>
         <w:pStyle w:val="BodyText"/>
         <w:bidi w:val="0"/>
-        <w:jc w:val="start"/>
+        <w:jc w:val="both"/>
         <w:rPr/>
       </w:pPr>
       <w:r>
@@ -131,7 +263,7 @@
       <w:pPr>
         <w:pStyle w:val="BodyText"/>
         <w:bidi w:val="0"/>
-        <w:jc w:val="start"/>
+        <w:jc w:val="both"/>
         <w:rPr/>
       </w:pPr>
       <w:r>
@@ -143,7 +275,7 @@
       <w:pPr>
         <w:pStyle w:val="BodyText"/>
         <w:bidi w:val="0"/>
-        <w:jc w:val="start"/>
+        <w:jc w:val="both"/>
         <w:rPr/>
       </w:pPr>
       <w:r>
@@ -155,7 +287,7 @@
       <w:pPr>
         <w:pStyle w:val="BodyText"/>
         <w:bidi w:val="0"/>
-        <w:jc w:val="start"/>
+        <w:jc w:val="both"/>
         <w:rPr/>
       </w:pPr>
       <w:r>
@@ -173,7 +305,7 @@
       <w:pPr>
         <w:pStyle w:val="Normal"/>
         <w:bidi w:val="0"/>
-        <w:jc w:val="start"/>
+        <w:jc w:val="both"/>
         <w:rPr/>
       </w:pPr>
       <w:r>
@@ -187,6 +319,7 @@
       <w:pgNumType w:fmt="decimal"/>
       <w:formProt w:val="false"/>
       <w:textDirection w:val="lrTb"/>
+      <w:docGrid w:type="default" w:linePitch="100" w:charSpace="0"/>
     </w:sectPr>
   </w:body>
 </w:document>
@@ -206,7 +339,6 @@
     </w:rPrDefault>
     <w:pPrDefault>
       <w:pPr>
-        <w:widowControl/>
         <w:suppressAutoHyphens w:val="true"/>
       </w:pPr>
     </w:pPrDefault>
@@ -216,7 +348,10 @@
     <w:qFormat/>
     <w:pPr>
       <w:widowControl/>
+      <w:suppressAutoHyphens w:val="true"/>
       <w:bidi w:val="0"/>
+      <w:spacing w:before="0" w:after="0"/>
+      <w:jc w:val="start"/>
     </w:pPr>
     <w:rPr>
       <w:rFonts w:ascii="Liberation Serif" w:hAnsi="Liberation Serif" w:eastAsia="Noto Serif CJK SC" w:cs="Noto Sans Devanagari"/>

--- a/journal/Summary.docx
+++ b/journal/Summary.docx
@@ -144,23 +144,28 @@
       <w:pPr>
         <w:pStyle w:val="BodyText"/>
         <w:bidi w:val="0"/>
-        <w:jc w:val="center"/>
-        <w:rPr/>
-      </w:pPr>
-      <w:r>
-        <w:rPr/>
-      </w:r>
-    </w:p>
-    <w:p>
-      <w:pPr>
-        <w:pStyle w:val="BodyText"/>
-        <w:bidi w:val="0"/>
-        <w:jc w:val="both"/>
-        <w:rPr/>
-      </w:pPr>
-      <w:r>
-        <w:rPr/>
-        <w:t>High-performance computing (HPC) has become an indispensable tool in computational neuroscience, particularly for the simulation of large-scale neural networks with detailed biophysical realism. Advances in experimental neuroscience have produced increasingly rich datasets describing neuronal morphology, synaptic connectivity, and electrophysiological dynamics, motivating models that span multiple spatial and temporal scales. Simulating such models often requires massive computational resources, including distributed memory systems, message passing interfaces (MPI), and, increasingly, GPU acceleration. However, despite the availability of powerful HPC infrastructures, many computational neuroscience studies remain constrained by significant practical barriers related to software portability, reproducibility, and system heterogeneity.</w:t>
+        <w:jc w:val="both"/>
+        <w:rPr/>
+      </w:pPr>
+      <w:r>
+        <w:rPr/>
+        <w:t xml:space="preserve">High-performance computing (HPC) has become an indispensable tool in computational neuroscience, particularly for the simulation of large-scale neural networks with biophysical </w:t>
+      </w:r>
+      <w:r>
+        <w:rPr/>
+        <w:t>details</w:t>
+      </w:r>
+      <w:r>
+        <w:rPr/>
+        <w:t xml:space="preserve">. Advances in experimental neuroscience have produced increasingly rich datasets describing neuronal morphology, synaptic connectivity, and electrophysiological dynamics, </w:t>
+      </w:r>
+      <w:r>
+        <w:rPr/>
+        <w:t>and thus introducing</w:t>
+      </w:r>
+      <w:r>
+        <w:rPr/>
+        <w:t xml:space="preserve"> models that span multiple spatial and temporal scales. Simulating such models often requires massive computational resources, including distributed memory systems, message passing interfaces (MPI), and, increasingly, GPU acceleration. However, despite the availability of powerful HPC infrastructures, many computational neuroscience studies remain constrained by significant practical barriers related to software portability, reproducibility, and system heterogeneity.</w:t>
       </w:r>
     </w:p>
     <w:p>

--- a/journal/Summary.docx
+++ b/journal/Summary.docx
@@ -73,6 +73,17 @@
         </w:rPr>
         <w:t>1</w:t>
       </w:r>
+      <w:r>
+        <w:rPr>
+          <w:rFonts w:ascii="Times New Roman" w:hAnsi="Times New Roman"/>
+          <w:b/>
+          <w:bCs/>
+          <w:sz w:val="24"/>
+          <w:szCs w:val="24"/>
+          <w:vertAlign w:val="superscript"/>
+        </w:rPr>
+        <w:t>*</w:t>
+      </w:r>
     </w:p>
     <w:p>
       <w:pPr>
@@ -149,23 +160,7 @@
       </w:pPr>
       <w:r>
         <w:rPr/>
-        <w:t xml:space="preserve">High-performance computing (HPC) has become an indispensable tool in computational neuroscience, particularly for the simulation of large-scale neural networks with biophysical </w:t>
-      </w:r>
-      <w:r>
-        <w:rPr/>
-        <w:t>details</w:t>
-      </w:r>
-      <w:r>
-        <w:rPr/>
-        <w:t xml:space="preserve">. Advances in experimental neuroscience have produced increasingly rich datasets describing neuronal morphology, synaptic connectivity, and electrophysiological dynamics, </w:t>
-      </w:r>
-      <w:r>
-        <w:rPr/>
-        <w:t>and thus introducing</w:t>
-      </w:r>
-      <w:r>
-        <w:rPr/>
-        <w:t xml:space="preserve"> models that span multiple spatial and temporal scales. Simulating such models often requires massive computational resources, including distributed memory systems, message passing interfaces (MPI), and, increasingly, GPU acceleration. However, despite the availability of powerful HPC infrastructures, many computational neuroscience studies remain constrained by significant practical barriers related to software portability, reproducibility, and system heterogeneity.</w:t>
+        <w:t>High-performance computing (HPC) has become an indispensable tool in computational neuroscience, particularly for the simulation of large-scale neural networks with biophysical details. Advances in experimental neuroscience have produced increasingly rich datasets describing neuronal morphology, synaptic connectivity, and electrophysiological dynamics, thus motivating models that span multiple spatial and temporal scales. Simulating such models often requires massive computational resources, including distributed memory systems, message passing interfaces (MPI), and, increasingly, GPU acceleration. However, despite the availability of powerful HPC infrastructures, many computational neuroscience studies remain constrained by significant practical barriers related to software portability, reproducibility, and system heterogeneity.</w:t>
       </w:r>
     </w:p>
     <w:p>
@@ -189,7 +184,15 @@
       </w:pPr>
       <w:r>
         <w:rPr/>
-        <w:t>Container technologies have emerged as a promising solution to these challenges by providing portable and consistent execution environments. By encapsulating applications together with their software dependencies, containers enable researchers to deploy complex workflows across heterogeneous computing systems without requiring modifications to the host environment. In contrast to traditional virtual machines, containers are lightweight and impose minimal overhead, making them particularly attractive for performance-critical applications. In the HPC domain, Singularity (now Apptainer) has gained widespread adoption because it is designed specifically for shared computing infrastructures, allowing users to run containers without root privileges and integrating naturally with job schedulers and parallel file systems.</w:t>
+        <w:t xml:space="preserve">Container technologies have emerged as a promising solution to these challenges by providing portable and consistent execution environments. By encapsulating applications together with their software dependencies, containers </w:t>
+      </w:r>
+      <w:r>
+        <w:rPr/>
+        <w:t>help</w:t>
+      </w:r>
+      <w:r>
+        <w:rPr/>
+        <w:t xml:space="preserve"> researchers to deploy complex workflows across heterogeneous computing systems without requiring modifications to the host environment. In contrast to traditional virtual machines, containers are lightweight and impose minimal overhead, making them particularly attractive for performance-critical applications. In the HPC domain, Singularity (now Apptainer) has gained widespread adoption because it is designed specifically for shared computing infrastructures, allowing users to run containers without root privileges and integrating naturally with job schedulers and parallel file systems.</w:t>
       </w:r>
     </w:p>
     <w:p>
@@ -213,43 +216,99 @@
       </w:pPr>
       <w:r>
         <w:rPr/>
-        <w:t>In this work, we introduce a container-based computational framework designed to support large-scale, biophysically detailed neural network simulations on modern HPC systems. Our approach leverages Singularity to integrate traditional MPI-based distributed computing with GPU-accelerated execution, enabling scalable simulations that are both portable and reproducible. The framework is designed to accommodate diverse simulation and analysis pipelines commonly used in computational neuroscience, including model construction, parallel simulation, and post hoc data analysis.</w:t>
-      </w:r>
-    </w:p>
-    <w:p>
-      <w:pPr>
-        <w:pStyle w:val="BodyText"/>
-        <w:bidi w:val="0"/>
-        <w:jc w:val="both"/>
-        <w:rPr/>
-      </w:pPr>
-      <w:r>
-        <w:rPr/>
-        <w:t>At the core of our framework is a Singularity container image that encapsulates the complete software environment required for large-scale neural simulations. This includes compilers, MPI libraries, GPU-enabled numerical backends, and established neuroscience simulation tools. By building and validating the container once, we ensure that the same execution environment can be deployed consistently across different HPC systems, regardless of variations in host software configurations. Importantly, Singularity’s native support for MPI allows the containerized application to interoperate seamlessly with the host system’s high-performance interconnects, while GPU passthrough enables direct access to hardware accelerators without compromising performance.</w:t>
-      </w:r>
-    </w:p>
-    <w:p>
-      <w:pPr>
-        <w:pStyle w:val="BodyText"/>
-        <w:bidi w:val="0"/>
-        <w:jc w:val="both"/>
-        <w:rPr/>
-      </w:pPr>
-      <w:r>
-        <w:rPr/>
-        <w:t>To evaluate the effectiveness of the proposed framework, we applied it to computational models of biologically realistic neural networks, representative of contemporary large-scale neuroscience simulations. These models incorporate detailed neuronal and synaptic dynamics and require substantial computational resources to simulate at scale. We conducted performance benchmarks across multiple HPC environments, including systems with differing CPU architectures, GPU configurations, and interconnect technologies. Our evaluation focused on scalability with respect to both network size and the number of compute nodes and GPUs utilized.</w:t>
-      </w:r>
-    </w:p>
-    <w:p>
-      <w:pPr>
-        <w:pStyle w:val="BodyText"/>
-        <w:bidi w:val="0"/>
-        <w:jc w:val="both"/>
-        <w:rPr/>
-      </w:pPr>
-      <w:r>
-        <w:rPr/>
-        <w:t>The results demonstrate that containerized simulations achieve performance comparable to native, non-containerized executions, with minimal overhead introduced by containerization. Strong and weak scaling analyses show that the framework effectively leverages both distributed computing via MPI and hardware acceleration via GPUs. These findings confirm that container technology, when properly configured, does not impede the efficient execution of large-scale neuroscience simulations and can be safely adopted for performance-critical workloads.</w:t>
+        <w:t xml:space="preserve">In this work, we introduce a container-based computational framework designed to support large-scale, biophysically detailed neural network simulations on modern HPC systems. Our approach leverages Singularity to integrate traditional MPI-based distributed computing with GPU-accelerated execution, enabling scalable simulations that are both portable and reproducible. The framework is designed to accommodate diverse simulation and analysis pipelines, commonly used in computational neuroscience, including model construction </w:t>
+      </w:r>
+      <w:r>
+        <w:rPr/>
+        <w:t xml:space="preserve">and </w:t>
+      </w:r>
+      <w:r>
+        <w:rPr/>
+        <w:t>parallel simulation.</w:t>
+      </w:r>
+    </w:p>
+    <w:p>
+      <w:pPr>
+        <w:pStyle w:val="BodyText"/>
+        <w:bidi w:val="0"/>
+        <w:jc w:val="both"/>
+        <w:rPr/>
+      </w:pPr>
+      <w:r>
+        <w:rPr/>
+        <w:t xml:space="preserve">At the core of our framework is a Singularity container image </w:t>
+      </w:r>
+      <w:r>
+        <w:rPr/>
+        <w:t>that can be easily constructed using a definition text file. The text file specifies the</w:t>
+      </w:r>
+      <w:r>
+        <w:rPr/>
+        <w:t xml:space="preserve"> complete software environment required for </w:t>
+      </w:r>
+      <w:r>
+        <w:rPr/>
+        <w:t xml:space="preserve">the </w:t>
+      </w:r>
+      <w:r>
+        <w:rPr/>
+        <w:t xml:space="preserve">large-scale neural simulations </w:t>
+      </w:r>
+      <w:r>
+        <w:rPr/>
+        <w:t>at hand</w:t>
+      </w:r>
+      <w:r>
+        <w:rPr/>
+        <w:t xml:space="preserve">. This includes compilers, MPI libraries, GPU-enabled numerical backends, and established </w:t>
+      </w:r>
+      <w:r>
+        <w:rPr/>
+        <w:t xml:space="preserve">biological </w:t>
+      </w:r>
+      <w:r>
+        <w:rPr/>
+        <w:t>neur</w:t>
+      </w:r>
+      <w:r>
+        <w:rPr/>
+        <w:t>al-network</w:t>
+      </w:r>
+      <w:r>
+        <w:rPr/>
+        <w:t xml:space="preserve"> simulation tools </w:t>
+      </w:r>
+      <w:r>
+        <w:rPr/>
+        <w:t>such as NEURON</w:t>
+      </w:r>
+      <w:r>
+        <w:rPr/>
+        <w:t>. By building and validating the container once, we ensure that the same execution environment can be deployed consistently across different HPC systems, regardless of variations in host software configurations. Importantly, Singularity’s native support for MPI allows the containerized application to interoperate seamlessly with the host system’s high-performance interconnects, while GPU passthrough enables direct access to hardware accelerators without compromising performance.</w:t>
+      </w:r>
+    </w:p>
+    <w:p>
+      <w:pPr>
+        <w:pStyle w:val="BodyText"/>
+        <w:bidi w:val="0"/>
+        <w:jc w:val="both"/>
+        <w:rPr/>
+      </w:pPr>
+      <w:r>
+        <w:rPr/>
+        <w:t>To evaluate the effectiveness of the proposed framework, we applied it to computational models of biologically realistic cerebellar neural networks. These networks incorporate detailed neuronal dynamics and synaptic connectivity, which require substantial computational resources to simulate at scale. We conducted performance benchmarks across multiple HPC environments, including systems with differing CPU architectures and GPU configurations. Our evaluation focused on scalability with respect to both network size and the number of compute nodes and GPUs utilized.</w:t>
+      </w:r>
+    </w:p>
+    <w:p>
+      <w:pPr>
+        <w:pStyle w:val="BodyText"/>
+        <w:bidi w:val="0"/>
+        <w:jc w:val="both"/>
+        <w:rPr/>
+      </w:pPr>
+      <w:r>
+        <w:rPr/>
+        <w:t>The results demonstrate that containerized simulations achieve performance comparable to native, non-containerized executions, with minimal overhead introduced by containerization. Moreover, the scaling of our results shows that the framework effectively leverages both distributed computing via MPI and hardware acceleration via GPUs. These findings confirm that container technology, when properly configured, does not impede the efficient execution of large-scale neuroscience simulations and can be safely adopted for performance-critical workloads.</w:t>
       </w:r>
     </w:p>
     <w:p>
@@ -273,7 +332,23 @@
       </w:pPr>
       <w:r>
         <w:rPr/>
-        <w:t>Furthermore, the container-based approach promotes the reuse of computational workflows. Once a container image and associated job scripts are developed, they can be reused for different models, parameter regimes, or analysis tasks with minimal modification. This reduces duplication of effort and lowers the barrier for researchers, including early-career scientists, to access and utilize advanced HPC resources. The framework is also compatible with cloud-based HPC platforms, enabling flexible deployment strategies that span institutional clusters and commercial cloud services.</w:t>
+        <w:t xml:space="preserve">Furthermore, the container-based approach promotes the reuse of computational workflows. Once a container image and associated job scripts are developed, they can be reused for different models, parameter regimes, or analysis tasks with minimal modification. </w:t>
+      </w:r>
+      <w:r>
+        <w:rPr/>
+        <w:t>This</w:t>
+      </w:r>
+      <w:r>
+        <w:rPr/>
+        <w:t xml:space="preserve"> enabl</w:t>
+      </w:r>
+      <w:r>
+        <w:rPr/>
+        <w:t>es</w:t>
+      </w:r>
+      <w:r>
+        <w:rPr/>
+        <w:t xml:space="preserve"> flexible deployment strategies that span institutional clusters and commercial cloud services.</w:t>
       </w:r>
     </w:p>
     <w:p>
@@ -292,6 +367,7 @@
       <w:pPr>
         <w:pStyle w:val="BodyText"/>
         <w:bidi w:val="0"/>
+        <w:spacing w:before="0" w:after="140"/>
         <w:jc w:val="both"/>
         <w:rPr/>
       </w:pPr>
@@ -304,17 +380,6 @@
       <w:r>
         <w:rPr/>
         <w:t xml:space="preserve"> Containers, Computational neuroscience, High-performance computing, Large-scale neural networks, Singularity, GPU acceleration.</w:t>
-      </w:r>
-    </w:p>
-    <w:p>
-      <w:pPr>
-        <w:pStyle w:val="Normal"/>
-        <w:bidi w:val="0"/>
-        <w:jc w:val="both"/>
-        <w:rPr/>
-      </w:pPr>
-      <w:r>
-        <w:rPr/>
       </w:r>
     </w:p>
     <w:sectPr>
